--- a/Documentations/毕业设计（论文）外文科技文献译文封面.docx
+++ b/Documentations/毕业设计（论文）外文科技文献译文封面.docx
@@ -7,7 +7,7 @@
         <w:spacing w:before="1820" w:after="0" w:line="240" w:lineRule="auto"/>
         <w:jc w:val="center"/>
         <w:rPr>
-          <w:rFonts w:ascii="Times New Roman" w:eastAsia="宋体" w:hAnsi="Times New Roman" w:cs="Times New Roman" w:hint="eastAsia"/>
+          <w:rFonts w:ascii="Times New Roman" w:eastAsia="宋体" w:hAnsi="Times New Roman" w:cs="Times New Roman"/>
           <w:sz w:val="36"/>
           <w:szCs w:val="36"/>
           <w14:ligatures w14:val="none"/>
@@ -22,7 +22,7 @@
           <w14:ligatures w14:val="none"/>
         </w:rPr>
         <w:drawing>
-          <wp:anchor distT="0" distB="0" distL="114300" distR="114300" simplePos="0" relativeHeight="251658240" behindDoc="0" locked="0" layoutInCell="1" allowOverlap="1" wp14:anchorId="085E1D47" wp14:editId="0FD04A39">
+          <wp:anchor distT="0" distB="0" distL="114300" distR="114300" simplePos="0" relativeHeight="251658240" behindDoc="0" locked="0" layoutInCell="1" allowOverlap="1" wp14:anchorId="085E1D47" wp14:editId="38707D98">
             <wp:simplePos x="0" y="0"/>
             <wp:positionH relativeFrom="column">
               <wp:posOffset>1435735</wp:posOffset>
@@ -99,7 +99,7 @@
         <w:spacing w:before="160" w:after="740" w:line="240" w:lineRule="auto"/>
         <w:jc w:val="center"/>
         <w:rPr>
-          <w:rFonts w:ascii="黑体" w:eastAsia="黑体" w:hAnsi="Times New Roman" w:cs="Times New Roman" w:hint="eastAsia"/>
+          <w:rFonts w:ascii="黑体" w:eastAsia="黑体" w:hAnsi="Times New Roman" w:cs="Times New Roman"/>
           <w:sz w:val="72"/>
           <w:szCs w:val="72"/>
           <w14:ligatures w14:val="none"/>
@@ -127,12 +127,6 @@
         <w:gridCol w:w="5195"/>
       </w:tblGrid>
       <w:tr>
-        <w:tblPrEx>
-          <w:tblCellMar>
-            <w:top w:w="0" w:type="dxa"/>
-            <w:bottom w:w="0" w:type="dxa"/>
-          </w:tblCellMar>
-        </w:tblPrEx>
         <w:trPr>
           <w:trHeight w:val="851"/>
           <w:jc w:val="center"/>
@@ -226,12 +220,6 @@
         </w:tc>
       </w:tr>
       <w:tr>
-        <w:tblPrEx>
-          <w:tblCellMar>
-            <w:top w:w="0" w:type="dxa"/>
-            <w:bottom w:w="0" w:type="dxa"/>
-          </w:tblCellMar>
-        </w:tblPrEx>
         <w:trPr>
           <w:trHeight w:val="851"/>
           <w:jc w:val="center"/>
@@ -325,12 +313,6 @@
         </w:tc>
       </w:tr>
       <w:tr>
-        <w:tblPrEx>
-          <w:tblCellMar>
-            <w:top w:w="0" w:type="dxa"/>
-            <w:bottom w:w="0" w:type="dxa"/>
-          </w:tblCellMar>
-        </w:tblPrEx>
         <w:trPr>
           <w:trHeight w:val="851"/>
           <w:jc w:val="center"/>
@@ -377,7 +359,7 @@
               <w:spacing w:after="0" w:line="480" w:lineRule="exact"/>
               <w:jc w:val="center"/>
               <w:rPr>
-                <w:rFonts w:ascii="宋体" w:eastAsia="宋体" w:hAnsi="宋体" w:cs="Times New Roman" w:hint="eastAsia"/>
+                <w:rFonts w:ascii="宋体" w:eastAsia="宋体" w:hAnsi="宋体" w:cs="Times New Roman"/>
                 <w:sz w:val="28"/>
                 <w:szCs w:val="28"/>
                 <w14:ligatures w14:val="none"/>
@@ -396,12 +378,6 @@
         </w:tc>
       </w:tr>
       <w:tr>
-        <w:tblPrEx>
-          <w:tblCellMar>
-            <w:top w:w="0" w:type="dxa"/>
-            <w:bottom w:w="0" w:type="dxa"/>
-          </w:tblCellMar>
-        </w:tblPrEx>
         <w:trPr>
           <w:trHeight w:val="851"/>
           <w:jc w:val="center"/>
@@ -467,12 +443,6 @@
         </w:tc>
       </w:tr>
       <w:tr>
-        <w:tblPrEx>
-          <w:tblCellMar>
-            <w:top w:w="0" w:type="dxa"/>
-            <w:bottom w:w="0" w:type="dxa"/>
-          </w:tblCellMar>
-        </w:tblPrEx>
         <w:trPr>
           <w:trHeight w:val="851"/>
           <w:jc w:val="center"/>
@@ -519,7 +489,7 @@
               <w:spacing w:after="0" w:line="480" w:lineRule="exact"/>
               <w:jc w:val="center"/>
               <w:rPr>
-                <w:rFonts w:ascii="宋体" w:eastAsia="宋体" w:hAnsi="宋体" w:cs="Times New Roman" w:hint="eastAsia"/>
+                <w:rFonts w:ascii="宋体" w:eastAsia="宋体" w:hAnsi="宋体" w:cs="Times New Roman"/>
                 <w:sz w:val="28"/>
                 <w:szCs w:val="28"/>
                 <w14:ligatures w14:val="none"/>
@@ -538,12 +508,6 @@
         </w:tc>
       </w:tr>
       <w:tr>
-        <w:tblPrEx>
-          <w:tblCellMar>
-            <w:top w:w="0" w:type="dxa"/>
-            <w:bottom w:w="0" w:type="dxa"/>
-          </w:tblCellMar>
-        </w:tblPrEx>
         <w:trPr>
           <w:trHeight w:val="851"/>
           <w:jc w:val="center"/>
@@ -609,12 +573,6 @@
         </w:tc>
       </w:tr>
       <w:tr>
-        <w:tblPrEx>
-          <w:tblCellMar>
-            <w:top w:w="0" w:type="dxa"/>
-            <w:bottom w:w="0" w:type="dxa"/>
-          </w:tblCellMar>
-        </w:tblPrEx>
         <w:trPr>
           <w:trHeight w:val="851"/>
           <w:jc w:val="center"/>
@@ -661,7 +619,7 @@
               <w:spacing w:after="0" w:line="480" w:lineRule="exact"/>
               <w:jc w:val="center"/>
               <w:rPr>
-                <w:rFonts w:ascii="宋体" w:eastAsia="宋体" w:hAnsi="宋体" w:cs="Arial" w:hint="eastAsia"/>
+                <w:rFonts w:ascii="宋体" w:eastAsia="宋体" w:hAnsi="宋体" w:cs="Arial"/>
                 <w:sz w:val="28"/>
                 <w:szCs w:val="28"/>
                 <w14:ligatures w14:val="none"/>
@@ -674,7 +632,25 @@
                 <w:szCs w:val="28"/>
                 <w14:ligatures w14:val="none"/>
               </w:rPr>
-              <w:t>2026年5月17日</w:t>
+              <w:t>2026年5月</w:t>
+            </w:r>
+            <w:r>
+              <w:rPr>
+                <w:rFonts w:ascii="宋体" w:eastAsia="宋体" w:hAnsi="宋体" w:cs="Arial" w:hint="eastAsia"/>
+                <w:sz w:val="28"/>
+                <w:szCs w:val="28"/>
+                <w14:ligatures w14:val="none"/>
+              </w:rPr>
+              <w:t>22</w:t>
+            </w:r>
+            <w:r>
+              <w:rPr>
+                <w:rFonts w:ascii="宋体" w:eastAsia="宋体" w:hAnsi="宋体" w:cs="Arial"/>
+                <w:sz w:val="28"/>
+                <w:szCs w:val="28"/>
+                <w14:ligatures w14:val="none"/>
+              </w:rPr>
+              <w:t>日</w:t>
             </w:r>
           </w:p>
         </w:tc>
@@ -685,7 +661,7 @@
         <w:spacing w:before="2080" w:after="0" w:line="480" w:lineRule="exact"/>
         <w:ind w:firstLineChars="50" w:firstLine="110"/>
         <w:rPr>
-          <w:rFonts w:ascii="Times New Roman" w:eastAsia="宋体" w:hAnsi="宋体" w:cs="Times New Roman" w:hint="eastAsia"/>
+          <w:rFonts w:ascii="Times New Roman" w:eastAsia="宋体" w:hAnsi="宋体" w:cs="Times New Roman"/>
           <w:color w:val="000000"/>
           <w:sz w:val="32"/>
           <w:szCs w:val="32"/>
@@ -840,7 +816,27 @@
           <w:u w:val="single"/>
           <w14:ligatures w14:val="none"/>
         </w:rPr>
-        <w:t>2026年5月17日</w:t>
+        <w:t>2026年5月</w:t>
+      </w:r>
+      <w:r>
+        <w:rPr>
+          <w:rFonts w:ascii="宋体" w:eastAsia="宋体" w:hAnsi="宋体" w:cs="Arial" w:hint="eastAsia"/>
+          <w:sz w:val="32"/>
+          <w:szCs w:val="32"/>
+          <w:u w:val="single"/>
+          <w14:ligatures w14:val="none"/>
+        </w:rPr>
+        <w:t>22</w:t>
+      </w:r>
+      <w:r>
+        <w:rPr>
+          <w:rFonts w:ascii="宋体" w:eastAsia="宋体" w:hAnsi="宋体" w:cs="Arial"/>
+          <w:sz w:val="32"/>
+          <w:szCs w:val="32"/>
+          <w:u w:val="single"/>
+          <w14:ligatures w14:val="none"/>
+        </w:rPr>
+        <w:t>日</w:t>
       </w:r>
       <w:r>
         <w:rPr>
